--- a/Техническое задание проекта.docx
+++ b/Техническое задание проекта.docx
@@ -1,6 +1,6 @@
 
 <file path=word/document.xml><?xml version="1.0" encoding="utf-8"?>
-<w:document xmlns:wpc="http://schemas.microsoft.com/office/word/2010/wordprocessingCanvas" xmlns:cx="http://schemas.microsoft.com/office/drawing/2014/chartex" xmlns:mc="http://schemas.openxmlformats.org/markup-compatibility/2006" xmlns:o="urn:schemas-microsoft-com:office:office" xmlns:r="http://schemas.openxmlformats.org/officeDocument/2006/relationships" xmlns:m="http://schemas.openxmlformats.org/officeDocument/2006/math" xmlns:v="urn:schemas-microsoft-com:vml" xmlns:wp14="http://schemas.microsoft.com/office/word/2010/wordprocessingDrawing" xmlns:wp="http://schemas.openxmlformats.org/drawingml/2006/wordprocessingDrawing" xmlns:w10="urn:schemas-microsoft-com:office:word" xmlns:w="http://schemas.openxmlformats.org/wordprocessingml/2006/main" xmlns:w14="http://schemas.microsoft.com/office/word/2010/wordml" xmlns:w15="http://schemas.microsoft.com/office/word/2012/wordml" xmlns:w16se="http://schemas.microsoft.com/office/word/2015/wordml/symex" xmlns:wpg="http://schemas.microsoft.com/office/word/2010/wordprocessingGroup" xmlns:wpi="http://schemas.microsoft.com/office/word/2010/wordprocessingInk" xmlns:wne="http://schemas.microsoft.com/office/word/2006/wordml" xmlns:wps="http://schemas.microsoft.com/office/word/2010/wordprocessingShape" mc:Ignorable="w14 w15 w16se wp14">
+<w:document xmlns:wpc="http://schemas.microsoft.com/office/word/2010/wordprocessingCanvas" xmlns:cx="http://schemas.microsoft.com/office/drawing/2014/chartex" xmlns:cx1="http://schemas.microsoft.com/office/drawing/2015/9/8/chartex" xmlns:cx2="http://schemas.microsoft.com/office/drawing/2015/10/21/chartex" xmlns:cx3="http://schemas.microsoft.com/office/drawing/2016/5/9/chartex" xmlns:cx4="http://schemas.microsoft.com/office/drawing/2016/5/10/chartex" xmlns:cx5="http://schemas.microsoft.com/office/drawing/2016/5/11/chartex" xmlns:cx6="http://schemas.microsoft.com/office/drawing/2016/5/12/chartex" xmlns:cx7="http://schemas.microsoft.com/office/drawing/2016/5/13/chartex" xmlns:cx8="http://schemas.microsoft.com/office/drawing/2016/5/14/chartex" xmlns:mc="http://schemas.openxmlformats.org/markup-compatibility/2006" xmlns:aink="http://schemas.microsoft.com/office/drawing/2016/ink" xmlns:am3d="http://schemas.microsoft.com/office/drawing/2017/model3d" xmlns:o="urn:schemas-microsoft-com:office:office" xmlns:oel="http://schemas.microsoft.com/office/2019/extlst" xmlns:r="http://schemas.openxmlformats.org/officeDocument/2006/relationships" xmlns:m="http://schemas.openxmlformats.org/officeDocument/2006/math" xmlns:v="urn:schemas-microsoft-com:vml" xmlns:wp14="http://schemas.microsoft.com/office/word/2010/wordprocessingDrawing" xmlns:wp="http://schemas.openxmlformats.org/drawingml/2006/wordprocessingDrawing" xmlns:w10="urn:schemas-microsoft-com:office:word" xmlns:w="http://schemas.openxmlformats.org/wordprocessingml/2006/main" xmlns:w14="http://schemas.microsoft.com/office/word/2010/wordml" xmlns:w15="http://schemas.microsoft.com/office/word/2012/wordml" xmlns:w16cex="http://schemas.microsoft.com/office/word/2018/wordml/cex" xmlns:w16cid="http://schemas.microsoft.com/office/word/2016/wordml/cid" xmlns:w16="http://schemas.microsoft.com/office/word/2018/wordml" xmlns:w16du="http://schemas.microsoft.com/office/word/2023/wordml/word16du" xmlns:w16sdtdh="http://schemas.microsoft.com/office/word/2020/wordml/sdtdatahash" xmlns:w16sdtfl="http://schemas.microsoft.com/office/word/2024/wordml/sdtformatlock" xmlns:w16se="http://schemas.microsoft.com/office/word/2015/wordml/symex" xmlns:wpg="http://schemas.microsoft.com/office/word/2010/wordprocessingGroup" xmlns:wpi="http://schemas.microsoft.com/office/word/2010/wordprocessingInk" xmlns:wne="http://schemas.microsoft.com/office/word/2006/wordml" xmlns:wps="http://schemas.microsoft.com/office/word/2010/wordprocessingShape" mc:Ignorable="w14 w15 w16se w16cid w16 w16cex w16sdtdh w16sdtfl w16du wp14">
   <w:body>
     <w:p>
       <w:pPr>
@@ -33,7 +33,7 @@
           <w:szCs w:val="24"/>
           <w:lang w:eastAsia="ru-RU"/>
         </w:rPr>
-        <w:t>ТулаГид</w:t>
+        <w:t>ЗнатокТулы</w:t>
       </w:r>
       <w:proofErr w:type="spellEnd"/>
       <w:r>
@@ -72,29 +72,129 @@
           <w:szCs w:val="24"/>
           <w:lang w:eastAsia="ru-RU"/>
         </w:rPr>
-        <w:t>Общее описание «</w:t>
-      </w:r>
-      <w:proofErr w:type="spellStart"/>
-      <w:r>
-        <w:rPr>
-          <w:rFonts w:ascii="Segoe UI" w:eastAsia="Times New Roman" w:hAnsi="Segoe UI" w:cs="Segoe UI"/>
-          <w:color w:val="000000"/>
-          <w:sz w:val="24"/>
-          <w:szCs w:val="24"/>
-          <w:lang w:eastAsia="ru-RU"/>
-        </w:rPr>
-        <w:t>ТулаГид</w:t>
-      </w:r>
-      <w:proofErr w:type="spellEnd"/>
-      <w:r>
-        <w:rPr>
-          <w:rFonts w:ascii="Segoe UI" w:eastAsia="Times New Roman" w:hAnsi="Segoe UI" w:cs="Segoe UI"/>
-          <w:color w:val="000000"/>
-          <w:sz w:val="24"/>
-          <w:szCs w:val="24"/>
-          <w:lang w:eastAsia="ru-RU"/>
-        </w:rPr>
-        <w:t xml:space="preserve">» — это веб-приложение, представляющее собой интерактивный путеводитель по городу Тула. Цель проекта — предоставить пользователю удобный интерфейс для поиска и фильтрации ключевых достопримечательностей, от исторических памятников до современных креативных кластеров. </w:t>
+        <w:t xml:space="preserve">Цель проекта — предоставить пользователю удобный интерфейс для поиска ключевых достопримечательностей, от исторических памятников до современных креативных кластеров. </w:t>
+      </w:r>
+    </w:p>
+    <w:p>
+      <w:pPr>
+        <w:pStyle w:val="a3"/>
+        <w:numPr>
+          <w:ilvl w:val="0"/>
+          <w:numId w:val="1"/>
+        </w:numPr>
+        <w:shd w:val="clear" w:color="auto" w:fill="FFFFFF"/>
+        <w:spacing w:after="75" w:line="240" w:lineRule="auto"/>
+        <w:rPr>
+          <w:rFonts w:ascii="Segoe UI" w:eastAsia="Times New Roman" w:hAnsi="Segoe UI" w:cs="Segoe UI"/>
+          <w:color w:val="000000"/>
+          <w:sz w:val="24"/>
+          <w:szCs w:val="24"/>
+          <w:lang w:eastAsia="ru-RU"/>
+        </w:rPr>
+      </w:pPr>
+      <w:r>
+        <w:rPr>
+          <w:rFonts w:ascii="Segoe UI" w:eastAsia="Times New Roman" w:hAnsi="Segoe UI" w:cs="Segoe UI"/>
+          <w:color w:val="000000"/>
+          <w:sz w:val="24"/>
+          <w:szCs w:val="24"/>
+          <w:lang w:eastAsia="ru-RU"/>
+        </w:rPr>
+        <w:t>Главная страница</w:t>
+      </w:r>
+      <w:r>
+        <w:rPr>
+          <w:rFonts w:ascii="Segoe UI" w:eastAsia="Times New Roman" w:hAnsi="Segoe UI" w:cs="Segoe UI"/>
+          <w:color w:val="000000"/>
+          <w:sz w:val="24"/>
+          <w:szCs w:val="24"/>
+          <w:lang w:eastAsia="ru-RU"/>
+        </w:rPr>
+        <w:t>:</w:t>
+      </w:r>
+    </w:p>
+    <w:p>
+      <w:pPr>
+        <w:pStyle w:val="a3"/>
+        <w:numPr>
+          <w:ilvl w:val="1"/>
+          <w:numId w:val="1"/>
+        </w:numPr>
+        <w:shd w:val="clear" w:color="auto" w:fill="FFFFFF"/>
+        <w:spacing w:after="75" w:line="240" w:lineRule="auto"/>
+        <w:rPr>
+          <w:rFonts w:ascii="Segoe UI" w:eastAsia="Times New Roman" w:hAnsi="Segoe UI" w:cs="Segoe UI"/>
+          <w:color w:val="000000"/>
+          <w:sz w:val="24"/>
+          <w:szCs w:val="24"/>
+          <w:lang w:eastAsia="ru-RU"/>
+        </w:rPr>
+      </w:pPr>
+      <w:r>
+        <w:rPr>
+          <w:rFonts w:ascii="Segoe UI" w:eastAsia="Times New Roman" w:hAnsi="Segoe UI" w:cs="Segoe UI"/>
+          <w:color w:val="000000"/>
+          <w:sz w:val="24"/>
+          <w:szCs w:val="24"/>
+          <w:lang w:eastAsia="ru-RU"/>
+        </w:rPr>
+        <w:t>Кнопки входа и регистрации</w:t>
+      </w:r>
+    </w:p>
+    <w:p>
+      <w:pPr>
+        <w:pStyle w:val="a3"/>
+        <w:numPr>
+          <w:ilvl w:val="1"/>
+          <w:numId w:val="1"/>
+        </w:numPr>
+        <w:shd w:val="clear" w:color="auto" w:fill="FFFFFF"/>
+        <w:spacing w:after="75" w:line="240" w:lineRule="auto"/>
+        <w:rPr>
+          <w:rFonts w:ascii="Segoe UI" w:eastAsia="Times New Roman" w:hAnsi="Segoe UI" w:cs="Segoe UI"/>
+          <w:color w:val="000000"/>
+          <w:sz w:val="24"/>
+          <w:szCs w:val="24"/>
+          <w:lang w:eastAsia="ru-RU"/>
+        </w:rPr>
+      </w:pPr>
+      <w:r>
+        <w:rPr>
+          <w:rFonts w:ascii="Segoe UI" w:eastAsia="Times New Roman" w:hAnsi="Segoe UI" w:cs="Segoe UI"/>
+          <w:color w:val="000000"/>
+          <w:sz w:val="24"/>
+          <w:szCs w:val="24"/>
+          <w:lang w:eastAsia="ru-RU"/>
+        </w:rPr>
+        <w:t>Кнопка «Пройти тестирование»</w:t>
+      </w:r>
+    </w:p>
+    <w:p>
+      <w:pPr>
+        <w:pStyle w:val="a3"/>
+        <w:numPr>
+          <w:ilvl w:val="1"/>
+          <w:numId w:val="1"/>
+        </w:numPr>
+        <w:shd w:val="clear" w:color="auto" w:fill="FFFFFF"/>
+        <w:spacing w:after="75" w:line="240" w:lineRule="auto"/>
+        <w:rPr>
+          <w:rFonts w:ascii="Segoe UI" w:eastAsia="Times New Roman" w:hAnsi="Segoe UI" w:cs="Segoe UI"/>
+          <w:color w:val="000000"/>
+          <w:sz w:val="24"/>
+          <w:szCs w:val="24"/>
+          <w:lang w:eastAsia="ru-RU"/>
+        </w:rPr>
+      </w:pPr>
+      <w:r>
+        <w:rPr>
+          <w:rFonts w:ascii="Segoe UI" w:eastAsia="Times New Roman" w:hAnsi="Segoe UI" w:cs="Segoe UI"/>
+          <w:color w:val="000000"/>
+          <w:sz w:val="24"/>
+          <w:szCs w:val="24"/>
+          <w:lang w:eastAsia="ru-RU"/>
+        </w:rPr>
+        <w:t>Таблица лидеров</w:t>
       </w:r>
     </w:p>
     <w:p>
@@ -118,79 +218,17 @@
           <w:szCs w:val="24"/>
           <w:lang w:eastAsia="ru-RU"/>
         </w:rPr>
-        <w:t>2. Главная страница Краткое приветствие и описание проекта. Блок «Топ-локации» (Кремль, Набережная, Музей оружия и т.д.) в виде карточек. Кнопка пер</w:t>
-      </w:r>
-      <w:r>
-        <w:rPr>
-          <w:rFonts w:ascii="Segoe UI" w:eastAsia="Times New Roman" w:hAnsi="Segoe UI" w:cs="Segoe UI"/>
-          <w:color w:val="000000"/>
-          <w:sz w:val="24"/>
-          <w:szCs w:val="24"/>
-          <w:lang w:eastAsia="ru-RU"/>
-        </w:rPr>
-        <w:t xml:space="preserve">ехода к полному списку мест. </w:t>
-      </w:r>
-      <w:r>
-        <w:rPr>
-          <w:rFonts w:ascii="Segoe UI" w:eastAsia="Times New Roman" w:hAnsi="Segoe UI" w:cs="Segoe UI"/>
-          <w:color w:val="000000"/>
-          <w:sz w:val="24"/>
-          <w:szCs w:val="24"/>
-          <w:lang w:eastAsia="ru-RU"/>
-        </w:rPr>
-        <w:t xml:space="preserve"> Каталог локаций и фильтрация Вывод всех объектов из базы данных в виде сетки (карточек). Система фильтров по категориям: История (музеи, памятники). Еда (рестораны, кафе). Арт-пространства («Октава», «Искра»). Парки (</w:t>
-      </w:r>
-      <w:proofErr w:type="spellStart"/>
-      <w:r>
-        <w:rPr>
-          <w:rFonts w:ascii="Segoe UI" w:eastAsia="Times New Roman" w:hAnsi="Segoe UI" w:cs="Segoe UI"/>
-          <w:color w:val="000000"/>
-          <w:sz w:val="24"/>
-          <w:szCs w:val="24"/>
-          <w:lang w:eastAsia="ru-RU"/>
-        </w:rPr>
-        <w:t>Белоусовский</w:t>
-      </w:r>
-      <w:proofErr w:type="spellEnd"/>
-      <w:r>
-        <w:rPr>
-          <w:rFonts w:ascii="Segoe UI" w:eastAsia="Times New Roman" w:hAnsi="Segoe UI" w:cs="Segoe UI"/>
-          <w:color w:val="000000"/>
-          <w:sz w:val="24"/>
-          <w:szCs w:val="24"/>
-          <w:lang w:eastAsia="ru-RU"/>
-        </w:rPr>
-        <w:t xml:space="preserve"> парк, набережная). </w:t>
-      </w:r>
-      <w:r>
-        <w:rPr>
-          <w:rFonts w:ascii="Segoe UI" w:eastAsia="Times New Roman" w:hAnsi="Segoe UI" w:cs="Segoe UI"/>
-          <w:color w:val="000000"/>
-          <w:sz w:val="24"/>
-          <w:szCs w:val="24"/>
-          <w:lang w:eastAsia="ru-RU"/>
-        </w:rPr>
-        <w:t>Возможность сброса фильтров</w:t>
-      </w:r>
-      <w:r>
-        <w:rPr>
-          <w:rFonts w:ascii="Segoe UI" w:eastAsia="Times New Roman" w:hAnsi="Segoe UI" w:cs="Segoe UI"/>
-          <w:color w:val="000000"/>
-          <w:sz w:val="24"/>
-          <w:szCs w:val="24"/>
-          <w:lang w:eastAsia="ru-RU"/>
-        </w:rPr>
-        <w:t>. Страница локации Подробное описание места. Фотография (ссылка на изображение). Адрес и режим работы. Краткая историческа</w:t>
-      </w:r>
-      <w:r>
-        <w:rPr>
-          <w:rFonts w:ascii="Segoe UI" w:eastAsia="Times New Roman" w:hAnsi="Segoe UI" w:cs="Segoe UI"/>
-          <w:color w:val="000000"/>
-          <w:sz w:val="24"/>
-          <w:szCs w:val="24"/>
-          <w:lang w:eastAsia="ru-RU"/>
-        </w:rPr>
-        <w:t xml:space="preserve">я или развлекательная справка. </w:t>
+        <w:t>3</w:t>
+      </w:r>
+      <w:r>
+        <w:rPr>
+          <w:rFonts w:ascii="Segoe UI" w:eastAsia="Times New Roman" w:hAnsi="Segoe UI" w:cs="Segoe UI"/>
+          <w:color w:val="000000"/>
+          <w:sz w:val="24"/>
+          <w:szCs w:val="24"/>
+          <w:lang w:eastAsia="ru-RU"/>
+        </w:rPr>
+        <w:t xml:space="preserve">. Структура базы данных </w:t>
       </w:r>
     </w:p>
     <w:p>
@@ -203,55 +241,59 @@
           <w:color w:val="000000"/>
           <w:sz w:val="24"/>
           <w:szCs w:val="24"/>
-          <w:lang w:eastAsia="ru-RU"/>
-        </w:rPr>
-      </w:pPr>
-      <w:r>
-        <w:rPr>
-          <w:rFonts w:ascii="Segoe UI" w:eastAsia="Times New Roman" w:hAnsi="Segoe UI" w:cs="Segoe UI"/>
-          <w:color w:val="000000"/>
-          <w:sz w:val="24"/>
-          <w:szCs w:val="24"/>
-          <w:lang w:eastAsia="ru-RU"/>
-        </w:rPr>
-        <w:t>3</w:t>
-      </w:r>
-      <w:r>
-        <w:rPr>
-          <w:rFonts w:ascii="Segoe UI" w:eastAsia="Times New Roman" w:hAnsi="Segoe UI" w:cs="Segoe UI"/>
-          <w:color w:val="000000"/>
-          <w:sz w:val="24"/>
-          <w:szCs w:val="24"/>
-          <w:lang w:eastAsia="ru-RU"/>
-        </w:rPr>
-        <w:t xml:space="preserve">. Структура базы данных </w:t>
+          <w:lang w:val="en-US" w:eastAsia="ru-RU"/>
+        </w:rPr>
+      </w:pPr>
+      <w:r>
+        <w:rPr>
+          <w:rFonts w:ascii="Segoe UI" w:eastAsia="Times New Roman" w:hAnsi="Segoe UI" w:cs="Segoe UI"/>
+          <w:color w:val="000000"/>
+          <w:sz w:val="24"/>
+          <w:szCs w:val="24"/>
+          <w:lang w:eastAsia="ru-RU"/>
+        </w:rPr>
+        <w:t xml:space="preserve">Для реализации проекта потребуется таблица </w:t>
+      </w:r>
+      <w:proofErr w:type="spellStart"/>
+      <w:r>
+        <w:rPr>
+          <w:rFonts w:ascii="Segoe UI" w:eastAsia="Times New Roman" w:hAnsi="Segoe UI" w:cs="Segoe UI"/>
+          <w:color w:val="000000"/>
+          <w:sz w:val="24"/>
+          <w:szCs w:val="24"/>
+          <w:lang w:eastAsia="ru-RU"/>
+        </w:rPr>
+        <w:t>Location</w:t>
+      </w:r>
+      <w:proofErr w:type="spellEnd"/>
+      <w:r>
+        <w:rPr>
+          <w:rFonts w:ascii="Segoe UI" w:eastAsia="Times New Roman" w:hAnsi="Segoe UI" w:cs="Segoe UI"/>
+          <w:color w:val="000000"/>
+          <w:sz w:val="24"/>
+          <w:szCs w:val="24"/>
+          <w:lang w:eastAsia="ru-RU"/>
+        </w:rPr>
+        <w:t xml:space="preserve"> со следующими полями:</w:t>
       </w:r>
     </w:p>
     <w:p>
       <w:pPr>
+        <w:pStyle w:val="a3"/>
+        <w:numPr>
+          <w:ilvl w:val="0"/>
+          <w:numId w:val="2"/>
+        </w:numPr>
         <w:shd w:val="clear" w:color="auto" w:fill="FFFFFF"/>
         <w:spacing w:after="75" w:line="240" w:lineRule="auto"/>
-        <w:ind w:left="60"/>
-        <w:rPr>
-          <w:rFonts w:ascii="Segoe UI" w:eastAsia="Times New Roman" w:hAnsi="Segoe UI" w:cs="Segoe UI"/>
-          <w:color w:val="000000"/>
-          <w:sz w:val="24"/>
-          <w:szCs w:val="24"/>
-          <w:lang w:eastAsia="ru-RU"/>
-        </w:rPr>
-      </w:pPr>
-      <w:bookmarkStart w:id="0" w:name="_GoBack"/>
-      <w:bookmarkEnd w:id="0"/>
-      <w:r>
-        <w:rPr>
-          <w:rFonts w:ascii="Segoe UI" w:eastAsia="Times New Roman" w:hAnsi="Segoe UI" w:cs="Segoe UI"/>
-          <w:color w:val="000000"/>
-          <w:sz w:val="24"/>
-          <w:szCs w:val="24"/>
-          <w:lang w:eastAsia="ru-RU"/>
-        </w:rPr>
-        <w:t xml:space="preserve">Для реализации проекта потребуется таблица </w:t>
-      </w:r>
+        <w:rPr>
+          <w:rFonts w:ascii="Segoe UI" w:eastAsia="Times New Roman" w:hAnsi="Segoe UI" w:cs="Segoe UI"/>
+          <w:color w:val="000000"/>
+          <w:sz w:val="24"/>
+          <w:szCs w:val="24"/>
+          <w:lang w:val="en-US" w:eastAsia="ru-RU"/>
+        </w:rPr>
+      </w:pPr>
       <w:proofErr w:type="spellStart"/>
       <w:r>
         <w:rPr>
@@ -261,7 +303,7 @@
           <w:szCs w:val="24"/>
           <w:lang w:eastAsia="ru-RU"/>
         </w:rPr>
-        <w:t>Location</w:t>
+        <w:t>id</w:t>
       </w:r>
       <w:proofErr w:type="spellEnd"/>
       <w:r>
@@ -272,7 +314,7 @@
           <w:szCs w:val="24"/>
           <w:lang w:eastAsia="ru-RU"/>
         </w:rPr>
-        <w:t xml:space="preserve"> со следующими полями: </w:t>
+        <w:t xml:space="preserve"> (</w:t>
       </w:r>
       <w:proofErr w:type="spellStart"/>
       <w:r>
@@ -283,7 +325,7 @@
           <w:szCs w:val="24"/>
           <w:lang w:eastAsia="ru-RU"/>
         </w:rPr>
-        <w:t>id</w:t>
+        <w:t>Primary</w:t>
       </w:r>
       <w:proofErr w:type="spellEnd"/>
       <w:r>
@@ -294,161 +336,219 @@
           <w:szCs w:val="24"/>
           <w:lang w:eastAsia="ru-RU"/>
         </w:rPr>
-        <w:t xml:space="preserve"> (</w:t>
-      </w:r>
-      <w:proofErr w:type="spellStart"/>
-      <w:r>
-        <w:rPr>
-          <w:rFonts w:ascii="Segoe UI" w:eastAsia="Times New Roman" w:hAnsi="Segoe UI" w:cs="Segoe UI"/>
-          <w:color w:val="000000"/>
-          <w:sz w:val="24"/>
-          <w:szCs w:val="24"/>
-          <w:lang w:eastAsia="ru-RU"/>
-        </w:rPr>
-        <w:t>Primary</w:t>
-      </w:r>
-      <w:proofErr w:type="spellEnd"/>
-      <w:r>
-        <w:rPr>
-          <w:rFonts w:ascii="Segoe UI" w:eastAsia="Times New Roman" w:hAnsi="Segoe UI" w:cs="Segoe UI"/>
-          <w:color w:val="000000"/>
-          <w:sz w:val="24"/>
-          <w:szCs w:val="24"/>
-          <w:lang w:eastAsia="ru-RU"/>
-        </w:rPr>
-        <w:t xml:space="preserve"> </w:t>
-      </w:r>
-      <w:proofErr w:type="spellStart"/>
-      <w:r>
-        <w:rPr>
-          <w:rFonts w:ascii="Segoe UI" w:eastAsia="Times New Roman" w:hAnsi="Segoe UI" w:cs="Segoe UI"/>
-          <w:color w:val="000000"/>
-          <w:sz w:val="24"/>
-          <w:szCs w:val="24"/>
-          <w:lang w:eastAsia="ru-RU"/>
-        </w:rPr>
-        <w:t>Key</w:t>
-      </w:r>
-      <w:proofErr w:type="spellEnd"/>
-      <w:r>
-        <w:rPr>
-          <w:rFonts w:ascii="Segoe UI" w:eastAsia="Times New Roman" w:hAnsi="Segoe UI" w:cs="Segoe UI"/>
-          <w:color w:val="000000"/>
-          <w:sz w:val="24"/>
-          <w:szCs w:val="24"/>
-          <w:lang w:eastAsia="ru-RU"/>
-        </w:rPr>
-        <w:t xml:space="preserve">) — уникальный номер. </w:t>
-      </w:r>
-      <w:proofErr w:type="spellStart"/>
-      <w:r>
-        <w:rPr>
-          <w:rFonts w:ascii="Segoe UI" w:eastAsia="Times New Roman" w:hAnsi="Segoe UI" w:cs="Segoe UI"/>
-          <w:color w:val="000000"/>
-          <w:sz w:val="24"/>
-          <w:szCs w:val="24"/>
-          <w:lang w:eastAsia="ru-RU"/>
-        </w:rPr>
-        <w:t>name</w:t>
-      </w:r>
-      <w:proofErr w:type="spellEnd"/>
-      <w:r>
-        <w:rPr>
-          <w:rFonts w:ascii="Segoe UI" w:eastAsia="Times New Roman" w:hAnsi="Segoe UI" w:cs="Segoe UI"/>
-          <w:color w:val="000000"/>
-          <w:sz w:val="24"/>
-          <w:szCs w:val="24"/>
-          <w:lang w:eastAsia="ru-RU"/>
-        </w:rPr>
-        <w:t xml:space="preserve"> — название (например, «Творческий индустриальный кластер "Октава"»). </w:t>
-      </w:r>
-      <w:proofErr w:type="spellStart"/>
-      <w:r>
-        <w:rPr>
-          <w:rFonts w:ascii="Segoe UI" w:eastAsia="Times New Roman" w:hAnsi="Segoe UI" w:cs="Segoe UI"/>
-          <w:color w:val="000000"/>
-          <w:sz w:val="24"/>
-          <w:szCs w:val="24"/>
-          <w:lang w:eastAsia="ru-RU"/>
-        </w:rPr>
-        <w:t>category</w:t>
-      </w:r>
-      <w:proofErr w:type="spellEnd"/>
-      <w:r>
-        <w:rPr>
-          <w:rFonts w:ascii="Segoe UI" w:eastAsia="Times New Roman" w:hAnsi="Segoe UI" w:cs="Segoe UI"/>
-          <w:color w:val="000000"/>
-          <w:sz w:val="24"/>
-          <w:szCs w:val="24"/>
-          <w:lang w:eastAsia="ru-RU"/>
-        </w:rPr>
-        <w:t xml:space="preserve"> — категория (История, Арт, Еда и т.д.). </w:t>
-      </w:r>
-      <w:proofErr w:type="spellStart"/>
-      <w:r>
-        <w:rPr>
-          <w:rFonts w:ascii="Segoe UI" w:eastAsia="Times New Roman" w:hAnsi="Segoe UI" w:cs="Segoe UI"/>
-          <w:color w:val="000000"/>
-          <w:sz w:val="24"/>
-          <w:szCs w:val="24"/>
-          <w:lang w:eastAsia="ru-RU"/>
-        </w:rPr>
-        <w:t>description</w:t>
-      </w:r>
-      <w:proofErr w:type="spellEnd"/>
-      <w:r>
-        <w:rPr>
-          <w:rFonts w:ascii="Segoe UI" w:eastAsia="Times New Roman" w:hAnsi="Segoe UI" w:cs="Segoe UI"/>
-          <w:color w:val="000000"/>
-          <w:sz w:val="24"/>
-          <w:szCs w:val="24"/>
-          <w:lang w:eastAsia="ru-RU"/>
-        </w:rPr>
-        <w:t xml:space="preserve"> — полное описание. </w:t>
-      </w:r>
-      <w:proofErr w:type="spellStart"/>
-      <w:r>
-        <w:rPr>
-          <w:rFonts w:ascii="Segoe UI" w:eastAsia="Times New Roman" w:hAnsi="Segoe UI" w:cs="Segoe UI"/>
-          <w:color w:val="000000"/>
-          <w:sz w:val="24"/>
-          <w:szCs w:val="24"/>
-          <w:lang w:eastAsia="ru-RU"/>
-        </w:rPr>
-        <w:t>short_description</w:t>
-      </w:r>
-      <w:proofErr w:type="spellEnd"/>
-      <w:r>
-        <w:rPr>
-          <w:rFonts w:ascii="Segoe UI" w:eastAsia="Times New Roman" w:hAnsi="Segoe UI" w:cs="Segoe UI"/>
-          <w:color w:val="000000"/>
-          <w:sz w:val="24"/>
-          <w:szCs w:val="24"/>
-          <w:lang w:eastAsia="ru-RU"/>
-        </w:rPr>
-        <w:t xml:space="preserve"> — текст для карточки на главной. </w:t>
-      </w:r>
-      <w:proofErr w:type="spellStart"/>
-      <w:r>
-        <w:rPr>
-          <w:rFonts w:ascii="Segoe UI" w:eastAsia="Times New Roman" w:hAnsi="Segoe UI" w:cs="Segoe UI"/>
-          <w:color w:val="000000"/>
-          <w:sz w:val="24"/>
-          <w:szCs w:val="24"/>
-          <w:lang w:eastAsia="ru-RU"/>
-        </w:rPr>
-        <w:t>address</w:t>
-      </w:r>
-      <w:proofErr w:type="spellEnd"/>
-      <w:r>
-        <w:rPr>
-          <w:rFonts w:ascii="Segoe UI" w:eastAsia="Times New Roman" w:hAnsi="Segoe UI" w:cs="Segoe UI"/>
-          <w:color w:val="000000"/>
-          <w:sz w:val="24"/>
-          <w:szCs w:val="24"/>
-          <w:lang w:eastAsia="ru-RU"/>
-        </w:rPr>
-        <w:t xml:space="preserve"> — физический адрес.</w:t>
+        <w:t xml:space="preserve"> Key) — уникальный номер</w:t>
+      </w:r>
+    </w:p>
+    <w:p>
+      <w:pPr>
+        <w:pStyle w:val="a3"/>
+        <w:numPr>
+          <w:ilvl w:val="0"/>
+          <w:numId w:val="2"/>
+        </w:numPr>
+        <w:shd w:val="clear" w:color="auto" w:fill="FFFFFF"/>
+        <w:spacing w:after="75" w:line="240" w:lineRule="auto"/>
+        <w:rPr>
+          <w:rFonts w:ascii="Segoe UI" w:eastAsia="Times New Roman" w:hAnsi="Segoe UI" w:cs="Segoe UI"/>
+          <w:color w:val="000000"/>
+          <w:sz w:val="24"/>
+          <w:szCs w:val="24"/>
+          <w:lang w:val="en-US" w:eastAsia="ru-RU"/>
+        </w:rPr>
+      </w:pPr>
+      <w:r>
+        <w:rPr>
+          <w:rFonts w:ascii="Segoe UI" w:eastAsia="Times New Roman" w:hAnsi="Segoe UI" w:cs="Segoe UI"/>
+          <w:color w:val="000000"/>
+          <w:sz w:val="24"/>
+          <w:szCs w:val="24"/>
+          <w:lang w:val="en-US" w:eastAsia="ru-RU"/>
+        </w:rPr>
+        <w:t xml:space="preserve">answer – </w:t>
+      </w:r>
+      <w:r>
+        <w:rPr>
+          <w:rFonts w:ascii="Segoe UI" w:eastAsia="Times New Roman" w:hAnsi="Segoe UI" w:cs="Segoe UI"/>
+          <w:color w:val="000000"/>
+          <w:sz w:val="24"/>
+          <w:szCs w:val="24"/>
+          <w:lang w:eastAsia="ru-RU"/>
+        </w:rPr>
+        <w:t>ответ на вопрос</w:t>
+      </w:r>
+    </w:p>
+    <w:p>
+      <w:pPr>
+        <w:pStyle w:val="a3"/>
+        <w:numPr>
+          <w:ilvl w:val="0"/>
+          <w:numId w:val="2"/>
+        </w:numPr>
+        <w:shd w:val="clear" w:color="auto" w:fill="FFFFFF"/>
+        <w:spacing w:after="75" w:line="240" w:lineRule="auto"/>
+        <w:rPr>
+          <w:rFonts w:ascii="Segoe UI" w:eastAsia="Times New Roman" w:hAnsi="Segoe UI" w:cs="Segoe UI"/>
+          <w:color w:val="000000"/>
+          <w:sz w:val="24"/>
+          <w:szCs w:val="24"/>
+          <w:lang w:eastAsia="ru-RU"/>
+        </w:rPr>
+      </w:pPr>
+      <w:r>
+        <w:rPr>
+          <w:rFonts w:ascii="Segoe UI" w:eastAsia="Times New Roman" w:hAnsi="Segoe UI" w:cs="Segoe UI"/>
+          <w:color w:val="000000"/>
+          <w:sz w:val="24"/>
+          <w:szCs w:val="24"/>
+          <w:lang w:val="en-US" w:eastAsia="ru-RU"/>
+        </w:rPr>
+        <w:t>fake</w:t>
+      </w:r>
+      <w:r>
+        <w:rPr>
+          <w:rFonts w:ascii="Segoe UI" w:eastAsia="Times New Roman" w:hAnsi="Segoe UI" w:cs="Segoe UI"/>
+          <w:color w:val="000000"/>
+          <w:sz w:val="24"/>
+          <w:szCs w:val="24"/>
+          <w:lang w:eastAsia="ru-RU"/>
+        </w:rPr>
+        <w:t>_</w:t>
+      </w:r>
+      <w:r>
+        <w:rPr>
+          <w:rFonts w:ascii="Segoe UI" w:eastAsia="Times New Roman" w:hAnsi="Segoe UI" w:cs="Segoe UI"/>
+          <w:color w:val="000000"/>
+          <w:sz w:val="24"/>
+          <w:szCs w:val="24"/>
+          <w:lang w:val="en-US" w:eastAsia="ru-RU"/>
+        </w:rPr>
+        <w:t>answers</w:t>
+      </w:r>
+      <w:r>
+        <w:rPr>
+          <w:rFonts w:ascii="Segoe UI" w:eastAsia="Times New Roman" w:hAnsi="Segoe UI" w:cs="Segoe UI"/>
+          <w:color w:val="000000"/>
+          <w:sz w:val="24"/>
+          <w:szCs w:val="24"/>
+          <w:lang w:eastAsia="ru-RU"/>
+        </w:rPr>
+        <w:t xml:space="preserve"> – </w:t>
+      </w:r>
+      <w:r>
+        <w:rPr>
+          <w:rFonts w:ascii="Segoe UI" w:eastAsia="Times New Roman" w:hAnsi="Segoe UI" w:cs="Segoe UI"/>
+          <w:color w:val="000000"/>
+          <w:sz w:val="24"/>
+          <w:szCs w:val="24"/>
+          <w:lang w:eastAsia="ru-RU"/>
+        </w:rPr>
+        <w:t>ложные варианты для ответа</w:t>
+      </w:r>
+    </w:p>
+    <w:p>
+      <w:pPr>
+        <w:pStyle w:val="a3"/>
+        <w:numPr>
+          <w:ilvl w:val="0"/>
+          <w:numId w:val="2"/>
+        </w:numPr>
+        <w:shd w:val="clear" w:color="auto" w:fill="FFFFFF"/>
+        <w:spacing w:after="75" w:line="240" w:lineRule="auto"/>
+        <w:rPr>
+          <w:rFonts w:ascii="Segoe UI" w:eastAsia="Times New Roman" w:hAnsi="Segoe UI" w:cs="Segoe UI"/>
+          <w:color w:val="000000"/>
+          <w:sz w:val="24"/>
+          <w:szCs w:val="24"/>
+          <w:lang w:eastAsia="ru-RU"/>
+        </w:rPr>
+      </w:pPr>
+      <w:r>
+        <w:rPr>
+          <w:rFonts w:ascii="Segoe UI" w:eastAsia="Times New Roman" w:hAnsi="Segoe UI" w:cs="Segoe UI"/>
+          <w:color w:val="000000"/>
+          <w:sz w:val="24"/>
+          <w:szCs w:val="24"/>
+          <w:lang w:val="en-US" w:eastAsia="ru-RU"/>
+        </w:rPr>
+        <w:t xml:space="preserve">question – </w:t>
+      </w:r>
+      <w:r>
+        <w:rPr>
+          <w:rFonts w:ascii="Segoe UI" w:eastAsia="Times New Roman" w:hAnsi="Segoe UI" w:cs="Segoe UI"/>
+          <w:color w:val="000000"/>
+          <w:sz w:val="24"/>
+          <w:szCs w:val="24"/>
+          <w:lang w:eastAsia="ru-RU"/>
+        </w:rPr>
+        <w:t>вопрос</w:t>
+      </w:r>
+    </w:p>
+    <w:p>
+      <w:pPr>
+        <w:pStyle w:val="a3"/>
+        <w:numPr>
+          <w:ilvl w:val="0"/>
+          <w:numId w:val="2"/>
+        </w:numPr>
+        <w:shd w:val="clear" w:color="auto" w:fill="FFFFFF"/>
+        <w:spacing w:after="75" w:line="240" w:lineRule="auto"/>
+        <w:rPr>
+          <w:rFonts w:ascii="Segoe UI" w:eastAsia="Times New Roman" w:hAnsi="Segoe UI" w:cs="Segoe UI"/>
+          <w:color w:val="000000"/>
+          <w:sz w:val="24"/>
+          <w:szCs w:val="24"/>
+          <w:lang w:eastAsia="ru-RU"/>
+        </w:rPr>
+      </w:pPr>
+      <w:r>
+        <w:rPr>
+          <w:rFonts w:ascii="Segoe UI" w:eastAsia="Times New Roman" w:hAnsi="Segoe UI" w:cs="Segoe UI"/>
+          <w:color w:val="000000"/>
+          <w:sz w:val="24"/>
+          <w:szCs w:val="24"/>
+          <w:lang w:val="en-US" w:eastAsia="ru-RU"/>
+        </w:rPr>
+        <w:t>image</w:t>
+      </w:r>
+      <w:r>
+        <w:rPr>
+          <w:rFonts w:ascii="Segoe UI" w:eastAsia="Times New Roman" w:hAnsi="Segoe UI" w:cs="Segoe UI"/>
+          <w:color w:val="000000"/>
+          <w:sz w:val="24"/>
+          <w:szCs w:val="24"/>
+          <w:lang w:eastAsia="ru-RU"/>
+        </w:rPr>
+        <w:t>_</w:t>
+      </w:r>
+      <w:r>
+        <w:rPr>
+          <w:rFonts w:ascii="Segoe UI" w:eastAsia="Times New Roman" w:hAnsi="Segoe UI" w:cs="Segoe UI"/>
+          <w:color w:val="000000"/>
+          <w:sz w:val="24"/>
+          <w:szCs w:val="24"/>
+          <w:lang w:val="en-US" w:eastAsia="ru-RU"/>
+        </w:rPr>
+        <w:t>path</w:t>
+      </w:r>
+      <w:r>
+        <w:rPr>
+          <w:rFonts w:ascii="Segoe UI" w:eastAsia="Times New Roman" w:hAnsi="Segoe UI" w:cs="Segoe UI"/>
+          <w:color w:val="000000"/>
+          <w:sz w:val="24"/>
+          <w:szCs w:val="24"/>
+          <w:lang w:eastAsia="ru-RU"/>
+        </w:rPr>
+        <w:t xml:space="preserve"> – </w:t>
+      </w:r>
+      <w:r>
+        <w:rPr>
+          <w:rFonts w:ascii="Segoe UI" w:eastAsia="Times New Roman" w:hAnsi="Segoe UI" w:cs="Segoe UI"/>
+          <w:color w:val="000000"/>
+          <w:sz w:val="24"/>
+          <w:szCs w:val="24"/>
+          <w:lang w:eastAsia="ru-RU"/>
+        </w:rPr>
+        <w:t>путь к изображению</w:t>
       </w:r>
     </w:p>
     <w:p/>
@@ -463,18 +563,18 @@
 </file>
 
 <file path=word/numbering.xml><?xml version="1.0" encoding="utf-8"?>
-<w:numbering xmlns:wpc="http://schemas.microsoft.com/office/word/2010/wordprocessingCanvas" xmlns:cx="http://schemas.microsoft.com/office/drawing/2014/chartex" xmlns:mc="http://schemas.openxmlformats.org/markup-compatibility/2006" xmlns:o="urn:schemas-microsoft-com:office:office" xmlns:r="http://schemas.openxmlformats.org/officeDocument/2006/relationships" xmlns:m="http://schemas.openxmlformats.org/officeDocument/2006/math" xmlns:v="urn:schemas-microsoft-com:vml" xmlns:wp14="http://schemas.microsoft.com/office/word/2010/wordprocessingDrawing" xmlns:wp="http://schemas.openxmlformats.org/drawingml/2006/wordprocessingDrawing" xmlns:w10="urn:schemas-microsoft-com:office:word" xmlns:w="http://schemas.openxmlformats.org/wordprocessingml/2006/main" xmlns:w14="http://schemas.microsoft.com/office/word/2010/wordml" xmlns:w15="http://schemas.microsoft.com/office/word/2012/wordml" xmlns:w16se="http://schemas.microsoft.com/office/word/2015/wordml/symex" xmlns:wpg="http://schemas.microsoft.com/office/word/2010/wordprocessingGroup" xmlns:wpi="http://schemas.microsoft.com/office/word/2010/wordprocessingInk" xmlns:wne="http://schemas.microsoft.com/office/word/2006/wordml" xmlns:wps="http://schemas.microsoft.com/office/word/2010/wordprocessingShape" mc:Ignorable="w14 w15 w16se wp14">
+<w:numbering xmlns:wpc="http://schemas.microsoft.com/office/word/2010/wordprocessingCanvas" xmlns:cx="http://schemas.microsoft.com/office/drawing/2014/chartex" xmlns:cx1="http://schemas.microsoft.com/office/drawing/2015/9/8/chartex" xmlns:cx2="http://schemas.microsoft.com/office/drawing/2015/10/21/chartex" xmlns:cx3="http://schemas.microsoft.com/office/drawing/2016/5/9/chartex" xmlns:cx4="http://schemas.microsoft.com/office/drawing/2016/5/10/chartex" xmlns:cx5="http://schemas.microsoft.com/office/drawing/2016/5/11/chartex" xmlns:cx6="http://schemas.microsoft.com/office/drawing/2016/5/12/chartex" xmlns:cx7="http://schemas.microsoft.com/office/drawing/2016/5/13/chartex" xmlns:cx8="http://schemas.microsoft.com/office/drawing/2016/5/14/chartex" xmlns:mc="http://schemas.openxmlformats.org/markup-compatibility/2006" xmlns:aink="http://schemas.microsoft.com/office/drawing/2016/ink" xmlns:am3d="http://schemas.microsoft.com/office/drawing/2017/model3d" xmlns:o="urn:schemas-microsoft-com:office:office" xmlns:oel="http://schemas.microsoft.com/office/2019/extlst" xmlns:r="http://schemas.openxmlformats.org/officeDocument/2006/relationships" xmlns:m="http://schemas.openxmlformats.org/officeDocument/2006/math" xmlns:v="urn:schemas-microsoft-com:vml" xmlns:wp14="http://schemas.microsoft.com/office/word/2010/wordprocessingDrawing" xmlns:wp="http://schemas.openxmlformats.org/drawingml/2006/wordprocessingDrawing" xmlns:w10="urn:schemas-microsoft-com:office:word" xmlns:w="http://schemas.openxmlformats.org/wordprocessingml/2006/main" xmlns:w14="http://schemas.microsoft.com/office/word/2010/wordml" xmlns:w15="http://schemas.microsoft.com/office/word/2012/wordml" xmlns:w16cex="http://schemas.microsoft.com/office/word/2018/wordml/cex" xmlns:w16cid="http://schemas.microsoft.com/office/word/2016/wordml/cid" xmlns:w16="http://schemas.microsoft.com/office/word/2018/wordml" xmlns:w16du="http://schemas.microsoft.com/office/word/2023/wordml/word16du" xmlns:w16sdtdh="http://schemas.microsoft.com/office/word/2020/wordml/sdtdatahash" xmlns:w16sdtfl="http://schemas.microsoft.com/office/word/2024/wordml/sdtformatlock" xmlns:w16se="http://schemas.microsoft.com/office/word/2015/wordml/symex" xmlns:wpg="http://schemas.microsoft.com/office/word/2010/wordprocessingGroup" xmlns:wpi="http://schemas.microsoft.com/office/word/2010/wordprocessingInk" xmlns:wne="http://schemas.microsoft.com/office/word/2006/wordml" xmlns:wps="http://schemas.microsoft.com/office/word/2010/wordprocessingShape" mc:Ignorable="w14 w15 w16se w16cid w16 w16cex w16sdtdh w16sdtfl w16du wp14">
   <w:abstractNum w:abstractNumId="0" w15:restartNumberingAfterBreak="0">
-    <w:nsid w:val="69995C18"/>
+    <w:nsid w:val="268D2C41"/>
     <w:multiLevelType w:val="hybridMultilevel"/>
-    <w:tmpl w:val="C2A015D6"/>
+    <w:tmpl w:val="E5768EEE"/>
     <w:lvl w:ilvl="0" w:tplc="8EB8C972">
       <w:start w:val="1"/>
       <w:numFmt w:val="decimal"/>
       <w:lvlText w:val="%1."/>
       <w:lvlJc w:val="left"/>
       <w:pPr>
-        <w:ind w:left="420" w:hanging="360"/>
+        <w:ind w:left="552" w:hanging="360"/>
       </w:pPr>
       <w:rPr>
         <w:rFonts w:hint="default"/>
@@ -486,7 +586,7 @@
       <w:lvlText w:val="%2."/>
       <w:lvlJc w:val="left"/>
       <w:pPr>
-        <w:ind w:left="1140" w:hanging="360"/>
+        <w:ind w:left="1572" w:hanging="360"/>
       </w:pPr>
     </w:lvl>
     <w:lvl w:ilvl="2" w:tplc="0419001B" w:tentative="1">
@@ -495,7 +595,7 @@
       <w:lvlText w:val="%3."/>
       <w:lvlJc w:val="right"/>
       <w:pPr>
-        <w:ind w:left="1860" w:hanging="180"/>
+        <w:ind w:left="2292" w:hanging="180"/>
       </w:pPr>
     </w:lvl>
     <w:lvl w:ilvl="3" w:tplc="0419000F" w:tentative="1">
@@ -504,7 +604,7 @@
       <w:lvlText w:val="%4."/>
       <w:lvlJc w:val="left"/>
       <w:pPr>
-        <w:ind w:left="2580" w:hanging="360"/>
+        <w:ind w:left="3012" w:hanging="360"/>
       </w:pPr>
     </w:lvl>
     <w:lvl w:ilvl="4" w:tplc="04190019" w:tentative="1">
@@ -513,7 +613,7 @@
       <w:lvlText w:val="%5."/>
       <w:lvlJc w:val="left"/>
       <w:pPr>
-        <w:ind w:left="3300" w:hanging="360"/>
+        <w:ind w:left="3732" w:hanging="360"/>
       </w:pPr>
     </w:lvl>
     <w:lvl w:ilvl="5" w:tplc="0419001B" w:tentative="1">
@@ -522,7 +622,7 @@
       <w:lvlText w:val="%6."/>
       <w:lvlJc w:val="right"/>
       <w:pPr>
-        <w:ind w:left="4020" w:hanging="180"/>
+        <w:ind w:left="4452" w:hanging="180"/>
       </w:pPr>
     </w:lvl>
     <w:lvl w:ilvl="6" w:tplc="0419000F" w:tentative="1">
@@ -531,7 +631,7 @@
       <w:lvlText w:val="%7."/>
       <w:lvlJc w:val="left"/>
       <w:pPr>
-        <w:ind w:left="4740" w:hanging="360"/>
+        <w:ind w:left="5172" w:hanging="360"/>
       </w:pPr>
     </w:lvl>
     <w:lvl w:ilvl="7" w:tplc="04190019" w:tentative="1">
@@ -540,7 +640,7 @@
       <w:lvlText w:val="%8."/>
       <w:lvlJc w:val="left"/>
       <w:pPr>
-        <w:ind w:left="5460" w:hanging="360"/>
+        <w:ind w:left="5892" w:hanging="360"/>
       </w:pPr>
     </w:lvl>
     <w:lvl w:ilvl="8" w:tplc="0419001B" w:tentative="1">
@@ -549,18 +649,113 @@
       <w:lvlText w:val="%9."/>
       <w:lvlJc w:val="right"/>
       <w:pPr>
+        <w:ind w:left="6612" w:hanging="180"/>
+      </w:pPr>
+    </w:lvl>
+  </w:abstractNum>
+  <w:abstractNum w:abstractNumId="1" w15:restartNumberingAfterBreak="0">
+    <w:nsid w:val="69995C18"/>
+    <w:multiLevelType w:val="hybridMultilevel"/>
+    <w:tmpl w:val="580AD610"/>
+    <w:lvl w:ilvl="0" w:tplc="8EB8C972">
+      <w:start w:val="1"/>
+      <w:numFmt w:val="decimal"/>
+      <w:lvlText w:val="%1."/>
+      <w:lvlJc w:val="left"/>
+      <w:pPr>
+        <w:ind w:left="420" w:hanging="360"/>
+      </w:pPr>
+      <w:rPr>
+        <w:rFonts w:hint="default"/>
+      </w:rPr>
+    </w:lvl>
+    <w:lvl w:ilvl="1" w:tplc="04190001">
+      <w:start w:val="1"/>
+      <w:numFmt w:val="bullet"/>
+      <w:lvlText w:val=""/>
+      <w:lvlJc w:val="left"/>
+      <w:pPr>
+        <w:ind w:left="1140" w:hanging="360"/>
+      </w:pPr>
+      <w:rPr>
+        <w:rFonts w:ascii="Symbol" w:hAnsi="Symbol" w:hint="default"/>
+      </w:rPr>
+    </w:lvl>
+    <w:lvl w:ilvl="2" w:tplc="0419001B" w:tentative="1">
+      <w:start w:val="1"/>
+      <w:numFmt w:val="lowerRoman"/>
+      <w:lvlText w:val="%3."/>
+      <w:lvlJc w:val="right"/>
+      <w:pPr>
+        <w:ind w:left="1860" w:hanging="180"/>
+      </w:pPr>
+    </w:lvl>
+    <w:lvl w:ilvl="3" w:tplc="0419000F" w:tentative="1">
+      <w:start w:val="1"/>
+      <w:numFmt w:val="decimal"/>
+      <w:lvlText w:val="%4."/>
+      <w:lvlJc w:val="left"/>
+      <w:pPr>
+        <w:ind w:left="2580" w:hanging="360"/>
+      </w:pPr>
+    </w:lvl>
+    <w:lvl w:ilvl="4" w:tplc="04190019" w:tentative="1">
+      <w:start w:val="1"/>
+      <w:numFmt w:val="lowerLetter"/>
+      <w:lvlText w:val="%5."/>
+      <w:lvlJc w:val="left"/>
+      <w:pPr>
+        <w:ind w:left="3300" w:hanging="360"/>
+      </w:pPr>
+    </w:lvl>
+    <w:lvl w:ilvl="5" w:tplc="0419001B" w:tentative="1">
+      <w:start w:val="1"/>
+      <w:numFmt w:val="lowerRoman"/>
+      <w:lvlText w:val="%6."/>
+      <w:lvlJc w:val="right"/>
+      <w:pPr>
+        <w:ind w:left="4020" w:hanging="180"/>
+      </w:pPr>
+    </w:lvl>
+    <w:lvl w:ilvl="6" w:tplc="0419000F" w:tentative="1">
+      <w:start w:val="1"/>
+      <w:numFmt w:val="decimal"/>
+      <w:lvlText w:val="%7."/>
+      <w:lvlJc w:val="left"/>
+      <w:pPr>
+        <w:ind w:left="4740" w:hanging="360"/>
+      </w:pPr>
+    </w:lvl>
+    <w:lvl w:ilvl="7" w:tplc="04190019" w:tentative="1">
+      <w:start w:val="1"/>
+      <w:numFmt w:val="lowerLetter"/>
+      <w:lvlText w:val="%8."/>
+      <w:lvlJc w:val="left"/>
+      <w:pPr>
+        <w:ind w:left="5460" w:hanging="360"/>
+      </w:pPr>
+    </w:lvl>
+    <w:lvl w:ilvl="8" w:tplc="0419001B" w:tentative="1">
+      <w:start w:val="1"/>
+      <w:numFmt w:val="lowerRoman"/>
+      <w:lvlText w:val="%9."/>
+      <w:lvlJc w:val="right"/>
+      <w:pPr>
         <w:ind w:left="6180" w:hanging="180"/>
       </w:pPr>
     </w:lvl>
   </w:abstractNum>
-  <w:num w:numId="1">
+  <w:num w:numId="1" w16cid:durableId="660617829">
+    <w:abstractNumId w:val="1"/>
+  </w:num>
+  <w:num w:numId="2" w16cid:durableId="1321154193">
     <w:abstractNumId w:val="0"/>
   </w:num>
 </w:numbering>
 </file>
 
 <file path=word/styles.xml><?xml version="1.0" encoding="utf-8"?>
-<w:styles xmlns:mc="http://schemas.openxmlformats.org/markup-compatibility/2006" xmlns:r="http://schemas.openxmlformats.org/officeDocument/2006/relationships" xmlns:w="http://schemas.openxmlformats.org/wordprocessingml/2006/main" xmlns:w14="http://schemas.microsoft.com/office/word/2010/wordml" xmlns:w15="http://schemas.microsoft.com/office/word/2012/wordml" xmlns:w16se="http://schemas.microsoft.com/office/word/2015/wordml/symex" mc:Ignorable="w14 w15 w16se">
+<w:styles xmlns:mc="http://schemas.openxmlformats.org/markup-compatibility/2006" xmlns:r="http://schemas.openxmlformats.org/officeDocument/2006/relationships" xmlns:w="http://schemas.openxmlformats.org/wordprocessingml/2006/main" xmlns:w14="http://schemas.microsoft.com/office/word/2010/wordml" xmlns:w15="http://schemas.microsoft.com/office/word/2012/wordml" xmlns:w16cex="http://schemas.microsoft.com/office/word/2018/wordml/cex" xmlns:w16cid="http://schemas.microsoft.com/office/word/2016/wordml/cid" xmlns:w16="http://schemas.microsoft.com/office/word/2018/wordml" xmlns:w16du="http://schemas.microsoft.com/office/word/2023/wordml/word16du" xmlns:w16sdtdh="http://schemas.microsoft.com/office/word/2020/wordml/sdtdatahash" xmlns:w16sdtfl="http://schemas.microsoft.com/office/word/2024/wordml/sdtformatlock" xmlns:w16se="http://schemas.microsoft.com/office/word/2015/wordml/symex" mc:Ignorable="w14 w15 w16se w16cid w16 w16cex w16sdtdh w16sdtfl w16du">
   <w:docDefaults>
     <w:rPrDefault>
       <w:rPr>
@@ -576,7 +771,7 @@
       </w:pPr>
     </w:pPrDefault>
   </w:docDefaults>
-  <w:latentStyles w:defLockedState="0" w:defUIPriority="99" w:defSemiHidden="0" w:defUnhideWhenUsed="0" w:defQFormat="0" w:count="371">
+  <w:latentStyles w:defLockedState="0" w:defUIPriority="99" w:defSemiHidden="0" w:defUnhideWhenUsed="0" w:defQFormat="0" w:count="376">
     <w:lsdException w:name="Normal" w:uiPriority="0" w:qFormat="1"/>
     <w:lsdException w:name="heading 1" w:uiPriority="9" w:qFormat="1"/>
     <w:lsdException w:name="heading 2" w:semiHidden="1" w:uiPriority="9" w:unhideWhenUsed="1" w:qFormat="1"/>
@@ -948,6 +1143,11 @@
     <w:lsdException w:name="List Table 5 Dark Accent 6" w:uiPriority="50"/>
     <w:lsdException w:name="List Table 6 Colorful Accent 6" w:uiPriority="51"/>
     <w:lsdException w:name="List Table 7 Colorful Accent 6" w:uiPriority="52"/>
+    <w:lsdException w:name="Mention" w:semiHidden="1" w:unhideWhenUsed="1"/>
+    <w:lsdException w:name="Smart Hyperlink" w:semiHidden="1" w:unhideWhenUsed="1"/>
+    <w:lsdException w:name="Hashtag" w:semiHidden="1" w:unhideWhenUsed="1"/>
+    <w:lsdException w:name="Unresolved Mention" w:semiHidden="1" w:unhideWhenUsed="1"/>
+    <w:lsdException w:name="Smart Link" w:semiHidden="1" w:unhideWhenUsed="1"/>
   </w:latentStyles>
   <w:style w:type="paragraph" w:default="1" w:styleId="a">
     <w:name w:val="Normal"/>
